--- a/Отчёты/ТПИС!ТСиСА/ТПИС_2.docx
+++ b/Отчёты/ТПИС!ТСиСА/ТПИС_2.docx
@@ -268,25 +268,7 @@
           <w:sz w:val="28"/>
           <w:szCs w:val="28"/>
         </w:rPr>
-        <w:t> А. А. </w:t>
-      </w:r>
-      <w:proofErr w:type="spellStart"/>
-      <w:r>
-        <w:rPr>
-          <w:color w:val="000000" w:themeColor="text1"/>
-          <w:sz w:val="28"/>
-          <w:szCs w:val="28"/>
-        </w:rPr>
-        <w:t>Танцерев</w:t>
-      </w:r>
-      <w:proofErr w:type="spellEnd"/>
-      <w:r>
-        <w:rPr>
-          <w:color w:val="000000" w:themeColor="text1"/>
-          <w:sz w:val="28"/>
-          <w:szCs w:val="28"/>
-        </w:rPr>
-        <w:t xml:space="preserve"> “______”</w:t>
+        <w:t> А. А. Танцерев “______”</w:t>
       </w:r>
       <w:r>
         <w:rPr>
@@ -567,28 +549,16 @@
         <w:t xml:space="preserve">Цель работы: </w:t>
       </w:r>
       <w:r>
-        <w:rPr>
-          <w:rFonts w:ascii="Georgia" w:hAnsi="Georgia"/>
-        </w:rPr>
-        <w:t>с</w:t>
-      </w:r>
-      <w:r>
-        <w:rPr>
-          <w:rFonts w:ascii="Georgia" w:hAnsi="Georgia"/>
-        </w:rPr>
-        <w:t>истематизировать и описать обеспечивающую подсистему</w:t>
-      </w:r>
-      <w:r>
-        <w:rPr>
-          <w:rFonts w:ascii="Georgia" w:hAnsi="Georgia"/>
-        </w:rPr>
+        <w:t>систематизировать и описать обеспечивающую подсистему</w:t>
+      </w:r>
+      <w:r>
         <w:t xml:space="preserve"> информационной</w:t>
       </w:r>
       <w:r>
-        <w:rPr>
-          <w:rFonts w:ascii="Georgia" w:hAnsi="Georgia"/>
-        </w:rPr>
-        <w:t xml:space="preserve"> системы </w:t>
+        <w:t xml:space="preserve"> системы</w:t>
+      </w:r>
+      <w:r>
+        <w:t>.</w:t>
       </w:r>
     </w:p>
     <w:p>
@@ -596,7 +566,7 @@
         <w:pStyle w:val="af4"/>
       </w:pPr>
       <w:r>
-        <w:t>Система образования в РФ представляет собой многоуровневую структуру, регулируемую законом № 273-ФЗ, включающую общее (дошкольное, школьное), профессиональное (колледжи, вузы) и дополнительное образовани</w:t>
+        <w:t>Система образования в РФ представляет собой многоуровневую структуру, включающую общее (дошкольное, школьное), профессиональное (колледжи, вузы) и дополнительное образовани</w:t>
       </w:r>
       <w:r>
         <w:t>е.</w:t>
@@ -615,7 +585,31 @@
         <w:pStyle w:val="af4"/>
       </w:pPr>
       <w:r>
-        <w:t>1. Программное обеспечение для образовательных сред необходимо выделить:</w:t>
+        <w:t xml:space="preserve">1. </w:t>
+      </w:r>
+      <w:r>
+        <w:t>Среди п</w:t>
+      </w:r>
+      <w:r>
+        <w:t>рограммно</w:t>
+      </w:r>
+      <w:r>
+        <w:t>го</w:t>
+      </w:r>
+      <w:r>
+        <w:t xml:space="preserve"> обеспечени</w:t>
+      </w:r>
+      <w:r>
+        <w:t>я</w:t>
+      </w:r>
+      <w:r>
+        <w:t xml:space="preserve"> для образовательных сред </w:t>
+      </w:r>
+      <w:r>
+        <w:t>можно</w:t>
+      </w:r>
+      <w:r>
+        <w:t xml:space="preserve"> выделить:</w:t>
       </w:r>
     </w:p>
     <w:p>
@@ -623,13 +617,17 @@
         <w:pStyle w:val="af4"/>
       </w:pPr>
       <w:r>
-        <w:t xml:space="preserve">— операционные системы, на которых работает данная система, функционирует, получает доступ, информацию и </w:t>
-      </w:r>
-      <w:proofErr w:type="spellStart"/>
-      <w:r>
-        <w:t>тд</w:t>
-      </w:r>
-      <w:proofErr w:type="spellEnd"/>
+        <w:t xml:space="preserve">— операционные системы, на которых </w:t>
+      </w:r>
+      <w:r>
+        <w:t>функционирует</w:t>
+      </w:r>
+      <w:r>
+        <w:t xml:space="preserve"> данная система, получает доступ, информацию и </w:t>
+      </w:r>
+      <w:r>
+        <w:t>другое</w:t>
+      </w:r>
       <w:r>
         <w:t xml:space="preserve">. Как пример можно выделить: </w:t>
       </w:r>
@@ -686,6 +684,41 @@
         <w:pStyle w:val="af4"/>
       </w:pPr>
       <w:r>
+        <w:t>— ориентированные для создания интерактивных уроков (</w:t>
+      </w:r>
+      <w:r>
+        <w:rPr>
+          <w:lang w:val="en-US"/>
+        </w:rPr>
+        <w:t>GeoGebra</w:t>
+      </w:r>
+      <w:r>
+        <w:t xml:space="preserve">, </w:t>
+      </w:r>
+      <w:r>
+        <w:rPr>
+          <w:lang w:val="en-US"/>
+        </w:rPr>
+        <w:t>Microsoft</w:t>
+      </w:r>
+      <w:r>
+        <w:t xml:space="preserve"> </w:t>
+      </w:r>
+      <w:r>
+        <w:rPr>
+          <w:lang w:val="en-US"/>
+        </w:rPr>
+        <w:t>Office</w:t>
+      </w:r>
+      <w:r>
+        <w:t>)</w:t>
+      </w:r>
+    </w:p>
+    <w:p>
+      <w:pPr>
+        <w:pStyle w:val="af4"/>
+      </w:pPr>
+      <w:r>
         <w:t>2. Техническое обеспечение</w:t>
       </w:r>
       <w:r>
@@ -710,33 +743,16 @@
         <w:t xml:space="preserve">, </w:t>
       </w:r>
       <w:r>
-        <w:t>средства связи (</w:t>
-      </w:r>
-      <w:proofErr w:type="spellStart"/>
-      <w:r>
-        <w:t>Wi</w:t>
-      </w:r>
-      <w:proofErr w:type="spellEnd"/>
-      <w:r>
-        <w:t>-Fi</w:t>
+        <w:t>средства связи (Wi-Fi</w:t>
       </w:r>
       <w:r>
         <w:t xml:space="preserve">, </w:t>
       </w:r>
       <w:r>
-        <w:t>локальные сети) и специализированное ПО (СДО</w:t>
-      </w:r>
-      <w:r>
-        <w:t xml:space="preserve">, </w:t>
-      </w:r>
-      <w:r>
-        <w:t>электронные журналы</w:t>
-      </w:r>
-      <w:r>
-        <w:t xml:space="preserve">, </w:t>
-      </w:r>
-      <w:r>
-        <w:t>виртуальные лаборатории).</w:t>
+        <w:t>локальные сети)</w:t>
+      </w:r>
+      <w:r>
+        <w:t>.</w:t>
       </w:r>
     </w:p>
     <w:p>
@@ -868,10 +884,7 @@
         <w:t xml:space="preserve">— статистические </w:t>
       </w:r>
       <w:r>
-        <w:t>м</w:t>
-      </w:r>
-      <w:r>
-        <w:t>етоды математической статистики для оценки качества знаний</w:t>
+        <w:t>методы математической статистики для оценки качества знаний</w:t>
       </w:r>
       <w:r>
         <w:t xml:space="preserve">, </w:t>
@@ -897,19 +910,34 @@
         <w:t>/</w:t>
       </w:r>
       <w:r>
-        <w:t>ректора образовательной среды, где он имеет право редактировать, изменять, добавлять что-либо, преподаватель имеет доступ к размещению информации, добавление</w:t>
+        <w:t>ректора образовательной среды, где он имеет право редактировать, изменять, добавлять что-либо, преподаватель имеет доступ к размещению информации, добавлени</w:t>
+      </w:r>
+      <w:r>
+        <w:t>ю</w:t>
       </w:r>
       <w:r>
         <w:t>/</w:t>
       </w:r>
       <w:r>
-        <w:t>удаление информации, а студент</w:t>
+        <w:t>удалени</w:t>
+      </w:r>
+      <w:r>
+        <w:t>ю</w:t>
+      </w:r>
+      <w:r>
+        <w:t xml:space="preserve"> информации, а студент</w:t>
       </w:r>
       <w:r>
         <w:t>/</w:t>
       </w:r>
       <w:r>
-        <w:t>школьник к просмотру, работе с информацией.</w:t>
+        <w:t xml:space="preserve">школьник к просмотру, работе с </w:t>
+      </w:r>
+      <w:r>
+        <w:t>ней</w:t>
+      </w:r>
+      <w:r>
+        <w:t>.</w:t>
       </w:r>
     </w:p>
     <w:p>
@@ -923,25 +951,7 @@
         <w:t xml:space="preserve"> является </w:t>
       </w:r>
       <w:r>
-        <w:t>совокупность</w:t>
-      </w:r>
-      <w:r>
-        <w:t>ю</w:t>
-      </w:r>
-      <w:r>
-        <w:t xml:space="preserve"> преемственных программ</w:t>
-      </w:r>
-      <w:r>
-        <w:t xml:space="preserve">, </w:t>
-      </w:r>
-      <w:r>
-        <w:t>государственных стандартов (ФГОС) и сет</w:t>
-      </w:r>
-      <w:r>
-        <w:t>ей</w:t>
-      </w:r>
-      <w:r>
-        <w:t xml:space="preserve"> образовательных учреждений</w:t>
+        <w:t>совокупностью преемственных программ, государственных стандартов (ФГОС) и сетей образовательных учреждений</w:t>
       </w:r>
       <w:r>
         <w:t>. Можно выделить:</w:t>
@@ -972,7 +982,25 @@
         <w:t>ф</w:t>
       </w:r>
       <w:r>
-        <w:t>едеральный закон "Об информации, информационных технологиях и о защите информации" от 27.07.2006 N 149-ФЗ</w:t>
+        <w:t xml:space="preserve">едеральный закон </w:t>
+      </w:r>
+      <w:r>
+        <w:t>«</w:t>
+      </w:r>
+      <w:r>
+        <w:t>Об информации, информационных технологиях и о защите информации</w:t>
+      </w:r>
+      <w:r>
+        <w:t>»</w:t>
+      </w:r>
+      <w:r>
+        <w:t xml:space="preserve"> от 27.07.2006 </w:t>
+      </w:r>
+      <w:r>
+        <w:t>№</w:t>
+      </w:r>
+      <w:r>
+        <w:t xml:space="preserve"> 149-ФЗ</w:t>
       </w:r>
       <w:r>
         <w:t xml:space="preserve">, </w:t>
@@ -989,10 +1017,7 @@
         <w:pStyle w:val="af4"/>
       </w:pPr>
       <w:r>
-        <w:t>— ф</w:t>
-      </w:r>
-      <w:r>
-        <w:t>едеральный закон от 29.12.2012 № 273-ФЗ «Об образовании в Российской Федерации» представляет собой основополагающий нормативно-правовой акт, определяющий правовые, организационные и экономические основы функционирования образовательной системы в РФ.</w:t>
+        <w:t>— федеральный закон от 29.12.2012 № 273-ФЗ «Об образовании в Российской Федерации» представляет собой основополагающий нормативно-правовой акт, определяющий правовые, организационные и экономические основы функционирования образовательной системы в РФ.</w:t>
       </w:r>
     </w:p>
     <w:p>
@@ -1061,25 +1086,7 @@
         <w:t xml:space="preserve">— электронных образовательных ресурсов: </w:t>
       </w:r>
       <w:r>
-        <w:t>удобный интерфейс</w:t>
-      </w:r>
-      <w:r>
-        <w:t xml:space="preserve">, </w:t>
-      </w:r>
-      <w:r>
-        <w:t>понятная навигация</w:t>
-      </w:r>
-      <w:r>
-        <w:t xml:space="preserve">, </w:t>
-      </w:r>
-      <w:r>
-        <w:t>читабельные шрифты</w:t>
-      </w:r>
-      <w:r>
-        <w:t xml:space="preserve">, </w:t>
-      </w:r>
-      <w:r>
-        <w:t>правильная цветовая гамма</w:t>
+        <w:t>удобный интерфейс, понятная навигация, читабельные шрифты, правильная цветовая гамма</w:t>
       </w:r>
       <w:r>
         <w:t xml:space="preserve">, </w:t>
@@ -1094,18 +1101,12 @@
     <w:p>
       <w:pPr>
         <w:pStyle w:val="af4"/>
-        <w:rPr>
-          <w:lang w:val="en-US"/>
-        </w:rPr>
       </w:pPr>
       <w:r>
         <w:t xml:space="preserve">— адаптивное обучение: </w:t>
       </w:r>
       <w:r>
-        <w:t>и</w:t>
-      </w:r>
-      <w:r>
-        <w:t>спользование технологий</w:t>
+        <w:t>использование технологий</w:t>
       </w:r>
       <w:r>
         <w:t xml:space="preserve">, </w:t>
@@ -3980,6 +3981,7 @@
   <w:style w:type="character" w:default="1" w:styleId="a0">
     <w:name w:val="Default Paragraph Font"/>
     <w:uiPriority w:val="1"/>
+    <w:semiHidden/>
     <w:unhideWhenUsed/>
   </w:style>
   <w:style w:type="table" w:default="1" w:styleId="a1">
